--- a/docs/Lessons/Lesson 12 - Hearing It Happen/Keys/Lesson_12_Key_GameMaker.docx
+++ b/docs/Lessons/Lesson 12 - Hearing It Happen/Keys/Lesson_12_Key_GameMaker.docx
@@ -108,7 +108,7 @@
         <w:spacing w:after="160"/>
       </w:pPr>
       <w:r>
-        <w:t xml:space="preserve">No new GameMaker mechanism this week - audio_play_sound() was already fully established by Lesson 3, so this lesson is purely about recognizing which existing branches (from Lessons 4, 5, 10, 11) are the correct trigger points for two brand-new sounds.</w:t>
+        <w:t xml:space="preserve">No new GameMaker mechanism this week - audio_play_sound() was already fully established by Lesson 3, so this lesson is purely about recognizing which existing branches (from Lessons 4, 8, 11) are the correct trigger points for one brand-new sound, and making an existing one mandatory.</w:t>
       </w:r>
     </w:p>
     <w:p>
@@ -129,33 +129,49 @@
         <w:spacing w:after="60"/>
       </w:pPr>
       <w:r>
-        <w:t xml:space="preserve">sfx_hit moves to directly follow the score/enemies_remaining updates in obj_bullet's Collision event - matching the same restructured location every other engine's hit sound now lives in.</w:t>
-      </w:r>
-    </w:p>
-    <w:p>
-      <w:pPr>
-        <w:pStyle w:val="ListParagraph"/>
-        <w:numPr>
-          <w:ilvl w:val="0"/>
-          <w:numId w:val="2"/>
-        </w:numPr>
-        <w:spacing w:after="60"/>
-      </w:pPr>
-      <w:r>
-        <w:t xml:space="preserve">sfx_wave and sfx_lose are the two genuinely new sounds, placed exactly where Lesson 11's nested if and Lesson 8's lives-check already live.</w:t>
-      </w:r>
-    </w:p>
-    <w:p>
-      <w:pPr>
-        <w:pStyle w:val="ListParagraph"/>
-        <w:numPr>
-          <w:ilvl w:val="0"/>
-          <w:numId w:val="2"/>
-        </w:numPr>
-        <w:spacing w:after="60"/>
-      </w:pPr>
-      <w:r>
-        <w:t xml:space="preserve">audio_play_sound()'s three arguments (sound, priority, loop) stay identical to Lesson 3's original call for every one of the five sounds this week - no new parameter usage needed.</w:t>
+        <w:t xml:space="preserve">sfx_wave is the one genuinely new sound this week, placed exactly where Lesson 11's nested if already lives.</w:t>
+      </w:r>
+    </w:p>
+    <w:p>
+      <w:pPr>
+        <w:pStyle w:val="ListParagraph"/>
+        <w:numPr>
+          <w:ilvl w:val="0"/>
+          <w:numId w:val="2"/>
+        </w:numPr>
+        <w:spacing w:after="60"/>
+      </w:pPr>
+      <w:r>
+        <w:t xml:space="preserve">sfx_gameover, optional since Lesson 8, becomes mandatory starting today - if a student skipped it, this is the lesson where it has to go in.</w:t>
+      </w:r>
+    </w:p>
+    <w:p>
+      <w:pPr>
+        <w:pStyle w:val="ListParagraph"/>
+        <w:numPr>
+          <w:ilvl w:val="0"/>
+          <w:numId w:val="2"/>
+        </w:numPr>
+        <w:spacing w:after="60"/>
+      </w:pPr>
+      <w:r>
+        <w:t xml:space="preserve">audio_play_sound()'s three arguments (sound, priority, loop) stay identical to Lesson 3's original call - no new parameter usage needed.</w:t>
+      </w:r>
+    </w:p>
+    <w:p>
+      <w:pPr>
+        <w:pBdr>
+          <w:left w:val="single" w:color="C99A2E" w:sz="18" w:space="8"/>
+        </w:pBdr>
+        <w:shd w:fill="FBEFD9" w:val="clear"/>
+        <w:spacing w:after="200" w:before="120"/>
+        <w:ind w:left="180" w:right="180"/>
+      </w:pPr>
+      <w:r>
+        <w:rPr>
+          <w:color w:val="6B4E10"/>
+        </w:rPr>
+        <w:t xml:space="preserve">⚠ Some students' projects may have already fixed the "Stalemate" bug from Lessons 10-11 (an optional Level 3 goal), which replaces obj_bullet's inline win/wave-advance if/else with a shared wave_cleared() function called from BOTH obj_bullet's hit path and obj_enemy's escape path. If a student's project already has wave_cleared(), the sfx_wave call belongs ONCE, inside wave_cleared()'s else branch - not duplicated inline in obj_bullet's Collision event the way the base Level 1 solution (see the Handout's code) shows it. Since this depends entirely on whether a student reached that optional Level 3 goal, check each project's actual structure before telling a student where to add the call.</w:t>
       </w:r>
     </w:p>
     <w:p>
@@ -176,20 +192,20 @@
         <w:spacing w:after="60"/>
       </w:pPr>
       <w:r>
-        <w:t xml:space="preserve">Because every trigger point (a collision, a wave transition, an escape) is already event-driven rather than polled, none of today's five sounds need any kind of replay-guard - they each fire from code that only runs once per actual occurrence.</w:t>
-      </w:r>
-    </w:p>
-    <w:p>
-      <w:pPr>
-        <w:pStyle w:val="ListParagraph"/>
-        <w:numPr>
-          <w:ilvl w:val="0"/>
-          <w:numId w:val="2"/>
-        </w:numPr>
-        <w:spacing w:after="60"/>
-      </w:pPr>
-      <w:r>
-        <w:t xml:space="preserve">Keeping every sound call physically adjacent to the game-state change it represents (score/enemies_remaining update, then immediately the matching sound) keeps this lesson's additions easy to audit later - a direct continuation of the Structure principle from Lesson 7's original bugfix.</w:t>
+        <w:t xml:space="preserve">Because every trigger point (a collision, a wave transition, an escape) is already event-driven rather than polled, today's sound doesn't need any kind of replay-guard - it fires from code that only runs once per actual occurrence.</w:t>
+      </w:r>
+    </w:p>
+    <w:p>
+      <w:pPr>
+        <w:pStyle w:val="ListParagraph"/>
+        <w:numPr>
+          <w:ilvl w:val="0"/>
+          <w:numId w:val="2"/>
+        </w:numPr>
+        <w:spacing w:after="60"/>
+      </w:pPr>
+      <w:r>
+        <w:t xml:space="preserve">Keeping every sound call physically adjacent to the game-state change it represents (wave advance, then immediately the matching sound) keeps this lesson's addition easy to audit later - a direct continuation of the Structure principle from Lesson 7's original bugfix.</w:t>
       </w:r>
     </w:p>
     <w:p>
@@ -210,7 +226,7 @@
         <w:spacing w:after="60"/>
       </w:pPr>
       <w:r>
-        <w:t xml:space="preserve">Ask students to find all five audio_play_sound() calls across obj_bullet and obj_enemy and name, for each, exactly which player action or game event causes it to run.</w:t>
+        <w:t xml:space="preserve">Ask students to find all five audio_play_sound() calls now spread across obj_bullet and obj_enemy (sfx_hit, sfx_win, sfx_wave, sfx_gameover, sfx_lifelost) and name, for each, exactly which player action or game event causes it to run.</w:t>
       </w:r>
     </w:p>
     <w:p>
@@ -257,20 +273,20 @@
         <w:spacing w:after="60"/>
       </w:pPr>
       <w:r>
-        <w:t xml:space="preserve">Forgetting the obj_spawner. prefix somewhere in the revised blocks, since this code still runs from obj_bullet and obj_enemy.</w:t>
-      </w:r>
-    </w:p>
-    <w:p>
-      <w:pPr>
-        <w:pStyle w:val="ListParagraph"/>
-        <w:numPr>
-          <w:ilvl w:val="0"/>
-          <w:numId w:val="2"/>
-        </w:numPr>
-        <w:spacing w:after="60"/>
-      </w:pPr>
-      <w:r>
-        <w:t xml:space="preserve">Creating a Sound resource but never actually assigning an imported .wav file to it, leading to a silent audio_play_sound() call with no error.</w:t>
+        <w:t xml:space="preserve">Forgetting the obj_gamemanager. prefix somewhere in the revised blocks, since this code still runs from obj_bullet and obj_enemy.</w:t>
+      </w:r>
+    </w:p>
+    <w:p>
+      <w:pPr>
+        <w:pStyle w:val="ListParagraph"/>
+        <w:numPr>
+          <w:ilvl w:val="0"/>
+          <w:numId w:val="2"/>
+        </w:numPr>
+        <w:spacing w:after="60"/>
+      </w:pPr>
+      <w:r>
+        <w:t xml:space="preserve">Skipping sfx_gameover because it was optional before - it's mandatory as of this lesson.</w:t>
       </w:r>
     </w:p>
     <w:sectPr>
